--- a/ЛР3/text.docx
+++ b/ЛР3/text.docx
@@ -80,7 +80,46 @@
           <w:sz w:val="32"/>
           <w:szCs w:val="32"/>
         </w:rPr>
-        <w:t xml:space="preserve">1. Открыть ЛР3/Отчет_ЛР3.docx. 2. Показать бизнес-правила R1…R6. 3. Показать таблицу эквивалентных классов: валидные и невалидные значения. 4. Показать границы 11/12, 60/61, 20/21 и 8.5/8.6. 5. Открыть ЛР3/tests/test_recommendations.py и ЛР3/pytest_output.txt. 6. Показать список DEF-01…DEF-04 и связавшие их тесты.</w:t>
+        <w:t xml:space="preserve">1. Открыть ЛР3/Отчет_ЛР3.docx; показать правила R1…R6, классы эквивалентности и границы 11/12, 60/61, 20/21, 8.5/8.6. 2. Из корня репозитория в терминале выполнить команды ниже. Если терминал уже открыт в ЛР3, выполнять только py -m pytest -v. 3. Показать итог 19 passed, 13 failed. Код завершения pytest равен 1, потому что часть тестов упала; для этой ЛР это ожидаемый результат, фиксирующий дефекты исходного кода, а не ошибка запуска. 4. Открыть ЛР3/tests/test_recommendations.py, выбрать один упавший тест и связать его с DEF-01…DEF-04 из отчёта. pytest_output.txt — только резервная копия результата.</w:t>
+      </w:r>
+    </w:p>
+    <w:p>
+      <w:pPr>
+        <w:spacing w:before="120" w:after="120" w:line="240" w:lineRule="auto"/>
+      </w:pPr>
+      <w:r>
+        <w:rPr>
+          <w:rFonts w:ascii="Courier New" w:hAnsi="Courier New" w:cs="Courier New"/>
+          <w:sz w:val="24"/>
+          <w:szCs w:val="24"/>
+        </w:rPr>
+        <w:t xml:space="preserve">cd ЛР3</w:t>
+      </w:r>
+    </w:p>
+    <w:p>
+      <w:pPr>
+        <w:spacing w:before="120" w:after="120" w:line="240" w:lineRule="auto"/>
+      </w:pPr>
+      <w:r>
+        <w:rPr>
+          <w:rFonts w:ascii="Courier New" w:hAnsi="Courier New" w:cs="Courier New"/>
+          <w:sz w:val="24"/>
+          <w:szCs w:val="24"/>
+        </w:rPr>
+        <w:t xml:space="preserve">py -m pytest -v</w:t>
+      </w:r>
+    </w:p>
+    <w:p>
+      <w:pPr>
+        <w:spacing w:before="120" w:after="120" w:line="240" w:lineRule="auto"/>
+      </w:pPr>
+      <w:r>
+        <w:rPr>
+          <w:rFonts w:ascii="Times New Roman" w:hAnsi="Times New Roman" w:cs="Times New Roman"/>
+          <w:sz w:val="32"/>
+          <w:szCs w:val="32"/>
+        </w:rPr>
+        <w:t xml:space="preserve">Интернет для запуска не нужен: требуется только установленный Python с пакетом pytest.</w:t>
       </w:r>
     </w:p>
     <w:p>
